--- a/plantilla_cotizacion_foton_u9.docx
+++ b/plantilla_cotizacion_foton_u9.docx
@@ -218,7 +218,7 @@
         <w:t>, año 202</w:t>
       </w:r>
       <w:r>
-        <w:t>6</w:t>
+        <w:t>7</w:t>
       </w:r>
       <w:r>
         <w:t>.</w:t>
@@ -2098,7 +2098,6 @@
         <w:jc w:val="both"/>
       </w:pPr>
       <w:r>
-        <w:lastRenderedPageBreak/>
         <w:t>Imágenes referenciales</w:t>
       </w:r>
     </w:p>
@@ -2209,7 +2208,7 @@
           <w:lang w:eastAsia="es-CL"/>
         </w:rPr>
         <w:drawing>
-          <wp:inline distT="0" distB="0" distL="0" distR="0" wp14:anchorId="673424E7" wp14:editId="1EC6331E">
+          <wp:inline distT="0" distB="0" distL="0" distR="0" wp14:anchorId="673424E7" wp14:editId="410026B4">
             <wp:extent cx="3213980" cy="1296162"/>
             <wp:effectExtent l="0" t="0" r="5715" b="0"/>
             <wp:docPr id="6" name="Imagen 6" descr="C:\Users\cvegam\OneDrive - grupokaufmann\Imágenes\Capturas de pantalla\Captura de pantalla 2021-09-02 160502 (2).png"/>
@@ -2459,7 +2458,6 @@
         <w:jc w:val="both"/>
       </w:pPr>
       <w:r>
-        <w:lastRenderedPageBreak/>
         <w:t>Precio</w:t>
       </w:r>
       <w:r>
@@ -6239,7 +6237,7 @@
     <w:charset w:val="00"/>
     <w:family w:val="swiss"/>
     <w:pitch w:val="variable"/>
-    <w:sig w:usb0="E4002EFF" w:usb1="C000247B" w:usb2="00000009" w:usb3="00000000" w:csb0="000001FF" w:csb1="00000000"/>
+    <w:sig w:usb0="E4002EFF" w:usb1="C200247B" w:usb2="00000009" w:usb3="00000000" w:csb0="000001FF" w:csb1="00000000"/>
   </w:font>
   <w:font w:name="SimSun">
     <w:altName w:val="宋体"/>
@@ -6254,7 +6252,7 @@
     <w:charset w:val="00"/>
     <w:family w:val="swiss"/>
     <w:pitch w:val="variable"/>
-    <w:sig w:usb0="E4002EFF" w:usb1="C000247B" w:usb2="00000009" w:usb3="00000000" w:csb0="000001FF" w:csb1="00000000"/>
+    <w:sig w:usb0="E4002EFF" w:usb1="C200247B" w:usb2="00000009" w:usb3="00000000" w:csb0="000001FF" w:csb1="00000000"/>
   </w:font>
   <w:font w:name="Aptos">
     <w:charset w:val="00"/>
@@ -6309,9 +6307,11 @@
     <w:rsid w:val="000628A8"/>
     <w:rsid w:val="00063406"/>
     <w:rsid w:val="000B6ADB"/>
+    <w:rsid w:val="000C3D21"/>
     <w:rsid w:val="000E3B70"/>
     <w:rsid w:val="00107C21"/>
     <w:rsid w:val="00113EF4"/>
+    <w:rsid w:val="001248CB"/>
     <w:rsid w:val="001417AE"/>
     <w:rsid w:val="0016324E"/>
     <w:rsid w:val="00164A1F"/>
